--- a/outputs/Approval_Note.docx
+++ b/outputs/Approval_Note.docx
@@ -12,7 +12,7 @@
           <w:rFonts w:ascii="Arial" w:hAnsi="Arial"/>
           <w:sz w:val="20"/>
         </w:rPr>
-        <w:t>Inspection Approval Note</w:t>
+        <w:t>Hello World Document</w:t>
       </w:r>
     </w:p>
     <w:p>
@@ -24,118 +24,7 @@
           <w:rFonts w:ascii="Arial" w:hAnsi="Arial"/>
           <w:sz w:val="20"/>
         </w:rPr>
-        <w:t>Equipment Details</w:t>
-      </w:r>
-    </w:p>
-    <w:tbl>
-      <w:tblPr>
-        <w:tblStyle w:val="TableGrid"/>
-        <w:tblW w:type="auto" w:w="0"/>
-        <w:tblLook w:firstColumn="1" w:firstRow="1" w:lastColumn="0" w:lastRow="0" w:noHBand="0" w:noVBand="1" w:val="04A0"/>
-      </w:tblPr>
-      <w:tblGrid>
-        <w:gridCol w:w="4320"/>
-        <w:gridCol w:w="4320"/>
-      </w:tblGrid>
-      <w:tr>
-        <w:tc>
-          <w:tcPr>
-            <w:tcW w:type="dxa" w:w="4320"/>
-          </w:tcPr>
-          <w:p>
-            <w:r>
-              <w:t>Equipment</w:t>
-            </w:r>
-          </w:p>
-        </w:tc>
-        <w:tc>
-          <w:tcPr>
-            <w:tcW w:type="dxa" w:w="4320"/>
-          </w:tcPr>
-          <w:p>
-            <w:r>
-              <w:t>Cooling Water Pump P-101</w:t>
-            </w:r>
-          </w:p>
-        </w:tc>
-      </w:tr>
-      <w:tr>
-        <w:tc>
-          <w:tcPr>
-            <w:tcW w:type="dxa" w:w="4320"/>
-          </w:tcPr>
-          <w:p>
-            <w:r>
-              <w:t>Equipment Type</w:t>
-            </w:r>
-          </w:p>
-        </w:tc>
-        <w:tc>
-          <w:tcPr>
-            <w:tcW w:type="dxa" w:w="4320"/>
-          </w:tcPr>
-          <w:p>
-            <w:r>
-              <w:t>Centrifugal Pump</w:t>
-            </w:r>
-          </w:p>
-        </w:tc>
-      </w:tr>
-      <w:tr>
-        <w:tc>
-          <w:tcPr>
-            <w:tcW w:type="dxa" w:w="4320"/>
-          </w:tcPr>
-          <w:p>
-            <w:r>
-              <w:t>Location</w:t>
-            </w:r>
-          </w:p>
-        </w:tc>
-        <w:tc>
-          <w:tcPr>
-            <w:tcW w:type="dxa" w:w="4320"/>
-          </w:tcPr>
-          <w:p>
-            <w:r>
-              <w:t>Pump House - Area 1</w:t>
-            </w:r>
-          </w:p>
-        </w:tc>
-      </w:tr>
-      <w:tr>
-        <w:tc>
-          <w:tcPr>
-            <w:tcW w:type="dxa" w:w="4320"/>
-          </w:tcPr>
-          <w:p>
-            <w:r>
-              <w:t>Severity</w:t>
-            </w:r>
-          </w:p>
-        </w:tc>
-        <w:tc>
-          <w:tcPr>
-            <w:tcW w:type="dxa" w:w="4320"/>
-          </w:tcPr>
-          <w:p>
-            <w:r>
-              <w:t>Medium</w:t>
-            </w:r>
-          </w:p>
-        </w:tc>
-      </w:tr>
-    </w:tbl>
-    <w:p>
-      <w:pPr>
-        <w:pStyle w:val="Heading1"/>
-      </w:pPr>
-      <w:r>
-        <w:rPr>
-          <w:rFonts w:ascii="Arial" w:hAnsi="Arial"/>
-          <w:sz w:val="20"/>
-        </w:rPr>
-        <w:t>Inspection Finding</w:t>
+        <w:t>Introduction</w:t>
       </w:r>
     </w:p>
     <w:p>
@@ -144,100 +33,7 @@
           <w:rFonts w:ascii="Arial" w:hAnsi="Arial"/>
           <w:sz w:val="20"/>
         </w:rPr>
-        <w:t>Abnormal vibration detected during routine inspection.</w:t>
-      </w:r>
-    </w:p>
-    <w:p>
-      <w:pPr>
-        <w:pStyle w:val="Heading1"/>
-      </w:pPr>
-      <w:r>
-        <w:rPr>
-          <w:rFonts w:ascii="Arial" w:hAnsi="Arial"/>
-          <w:sz w:val="20"/>
-        </w:rPr>
-        <w:t>AI Analysis</w:t>
-      </w:r>
-    </w:p>
-    <w:p>
-      <w:r>
-        <w:rPr>
-          <w:rFonts w:ascii="Arial" w:hAnsi="Arial"/>
-          <w:sz w:val="20"/>
-        </w:rPr>
-        <w:t>The inspection finding indicates abnormal vibration in the cooling water pump. Based on the available inspection information and referenced maintenance guidance, the pump should be checked for alignment, bearing condition, and coupling issues.</w:t>
-      </w:r>
-    </w:p>
-    <w:p>
-      <w:pPr>
-        <w:pStyle w:val="Heading1"/>
-      </w:pPr>
-      <w:r>
-        <w:rPr>
-          <w:rFonts w:ascii="Arial" w:hAnsi="Arial"/>
-          <w:sz w:val="20"/>
-        </w:rPr>
-        <w:t>Recommended Action</w:t>
-      </w:r>
-    </w:p>
-    <w:p>
-      <w:r>
-        <w:rPr>
-          <w:rFonts w:ascii="Arial" w:hAnsi="Arial"/>
-          <w:sz w:val="20"/>
-        </w:rPr>
-        <w:t>Inspect pump alignment, bearings, and coupling. Schedule corrective maintenance if abnormal vibration persists.</w:t>
-      </w:r>
-    </w:p>
-    <w:p>
-      <w:pPr>
-        <w:pStyle w:val="Heading1"/>
-      </w:pPr>
-      <w:r>
-        <w:rPr>
-          <w:rFonts w:ascii="Arial" w:hAnsi="Arial"/>
-          <w:sz w:val="20"/>
-        </w:rPr>
-        <w:t>SOP / Knowledge Reference</w:t>
-      </w:r>
-    </w:p>
-    <w:p>
-      <w:r>
-        <w:rPr>
-          <w:rFonts w:ascii="Arial" w:hAnsi="Arial"/>
-          <w:sz w:val="20"/>
-        </w:rPr>
-        <w:t>SOP-MECH-014: Centrifugal Pump Inspection and Maintenance</w:t>
-      </w:r>
-    </w:p>
-    <w:p>
-      <w:pPr>
-        <w:pStyle w:val="Heading1"/>
-      </w:pPr>
-      <w:r>
-        <w:rPr>
-          <w:rFonts w:ascii="Arial" w:hAnsi="Arial"/>
-          <w:sz w:val="20"/>
-        </w:rPr>
-        <w:t>Source Traceability</w:t>
-      </w:r>
-    </w:p>
-    <w:p>
-      <w:r>
-        <w:rPr>
-          <w:rFonts w:ascii="Arial" w:hAnsi="Arial"/>
-          <w:sz w:val="20"/>
-        </w:rPr>
-        <w:t>Source Document: Sample_Inspection_Report.pdf</w:t>
-      </w:r>
-    </w:p>
-    <w:p>
-      <w:r>
-        <w:rPr>
-          <w:rFonts w:ascii="Arial" w:hAnsi="Arial"/>
-          <w:sz w:val="20"/>
-        </w:rPr>
-        <w:t>Source Pages: 2, 3</w:t>
+        <w:t>Hello World</w:t>
       </w:r>
     </w:p>
     <w:sectPr>

--- a/outputs/Approval_Note.docx
+++ b/outputs/Approval_Note.docx
@@ -12,7 +12,7 @@
           <w:rFonts w:ascii="Arial" w:hAnsi="Arial"/>
           <w:sz w:val="20"/>
         </w:rPr>
-        <w:t>Hello World Document</w:t>
+        <w:t>Sample Title</w:t>
       </w:r>
     </w:p>
     <w:p>
@@ -24,7 +24,118 @@
           <w:rFonts w:ascii="Arial" w:hAnsi="Arial"/>
           <w:sz w:val="20"/>
         </w:rPr>
-        <w:t>Introduction</w:t>
+        <w:t>Equipment Details</w:t>
+      </w:r>
+    </w:p>
+    <w:tbl>
+      <w:tblPr>
+        <w:tblStyle w:val="TableGrid"/>
+        <w:tblW w:type="auto" w:w="0"/>
+        <w:tblLook w:firstColumn="1" w:firstRow="1" w:lastColumn="0" w:lastRow="0" w:noHBand="0" w:noVBand="1" w:val="04A0"/>
+      </w:tblPr>
+      <w:tblGrid>
+        <w:gridCol w:w="4320"/>
+        <w:gridCol w:w="4320"/>
+      </w:tblGrid>
+      <w:tr>
+        <w:tc>
+          <w:tcPr>
+            <w:tcW w:type="dxa" w:w="4320"/>
+          </w:tcPr>
+          <w:p>
+            <w:r>
+              <w:t>Equipment</w:t>
+            </w:r>
+          </w:p>
+        </w:tc>
+        <w:tc>
+          <w:tcPr>
+            <w:tcW w:type="dxa" w:w="4320"/>
+          </w:tcPr>
+          <w:p>
+            <w:r>
+              <w:t>Cooling Water Pump P-101</w:t>
+            </w:r>
+          </w:p>
+        </w:tc>
+      </w:tr>
+      <w:tr>
+        <w:tc>
+          <w:tcPr>
+            <w:tcW w:type="dxa" w:w="4320"/>
+          </w:tcPr>
+          <w:p>
+            <w:r>
+              <w:t>Equipment Type</w:t>
+            </w:r>
+          </w:p>
+        </w:tc>
+        <w:tc>
+          <w:tcPr>
+            <w:tcW w:type="dxa" w:w="4320"/>
+          </w:tcPr>
+          <w:p>
+            <w:r>
+              <w:t>Centrifugal Pump</w:t>
+            </w:r>
+          </w:p>
+        </w:tc>
+      </w:tr>
+      <w:tr>
+        <w:tc>
+          <w:tcPr>
+            <w:tcW w:type="dxa" w:w="4320"/>
+          </w:tcPr>
+          <w:p>
+            <w:r>
+              <w:t>Location</w:t>
+            </w:r>
+          </w:p>
+        </w:tc>
+        <w:tc>
+          <w:tcPr>
+            <w:tcW w:type="dxa" w:w="4320"/>
+          </w:tcPr>
+          <w:p>
+            <w:r>
+              <w:t>Pump House - Area 1</w:t>
+            </w:r>
+          </w:p>
+        </w:tc>
+      </w:tr>
+      <w:tr>
+        <w:tc>
+          <w:tcPr>
+            <w:tcW w:type="dxa" w:w="4320"/>
+          </w:tcPr>
+          <w:p>
+            <w:r>
+              <w:t>Severity</w:t>
+            </w:r>
+          </w:p>
+        </w:tc>
+        <w:tc>
+          <w:tcPr>
+            <w:tcW w:type="dxa" w:w="4320"/>
+          </w:tcPr>
+          <w:p>
+            <w:r>
+              <w:t>Medium</w:t>
+            </w:r>
+          </w:p>
+        </w:tc>
+      </w:tr>
+    </w:tbl>
+    <w:p>
+      <w:pPr>
+        <w:pStyle w:val="Heading1"/>
+      </w:pPr>
+      <w:r>
+        <w:rPr>
+          <w:rFonts w:ascii="Arial" w:hAnsi="Arial"/>
+          <w:sz w:val="20"/>
+        </w:rPr>
+        <w:t>Sample</w:t>
       </w:r>
     </w:p>
     <w:p>
@@ -33,7 +144,37 @@
           <w:rFonts w:ascii="Arial" w:hAnsi="Arial"/>
           <w:sz w:val="20"/>
         </w:rPr>
-        <w:t>Hello World</w:t>
+        <w:t>Test content</w:t>
+      </w:r>
+    </w:p>
+    <w:p>
+      <w:pPr>
+        <w:pStyle w:val="Heading1"/>
+      </w:pPr>
+      <w:r>
+        <w:rPr>
+          <w:rFonts w:ascii="Arial" w:hAnsi="Arial"/>
+          <w:sz w:val="20"/>
+        </w:rPr>
+        <w:t>Source Traceability</w:t>
+      </w:r>
+    </w:p>
+    <w:p>
+      <w:r>
+        <w:rPr>
+          <w:rFonts w:ascii="Arial" w:hAnsi="Arial"/>
+          <w:sz w:val="20"/>
+        </w:rPr>
+        <w:t>Source Document: Sample_Inspection_Report.pdf</w:t>
+      </w:r>
+    </w:p>
+    <w:p>
+      <w:r>
+        <w:rPr>
+          <w:rFonts w:ascii="Arial" w:hAnsi="Arial"/>
+          <w:sz w:val="20"/>
+        </w:rPr>
+        <w:t>Source Pages: 2, 3</w:t>
       </w:r>
     </w:p>
     <w:sectPr>
